--- a/public/document_template/Residency_Template.docx
+++ b/public/document_template/Residency_Template.docx
@@ -89,36 +89,57 @@
           <w:sz w:val="24"/>
           <w:szCs w:val="26"/>
         </w:rPr>
-        <w:t xml:space="preserve"> that</w:t>
-      </w:r>
-      <w:r>
-        <w:rPr>
-          <w:rFonts w:ascii="Century Gothic" w:hAnsi="Century Gothic"/>
-          <w:color w:val="000000" w:themeColor="text1"/>
-          <w:sz w:val="24"/>
-          <w:szCs w:val="26"/>
-        </w:rPr>
-        <w:t xml:space="preserve"> </w:t>
-      </w:r>
-      <w:r>
-        <w:rPr>
-          <w:rFonts w:ascii="Century Gothic" w:hAnsi="Century Gothic"/>
-          <w:b/>
-          <w:color w:val="000000" w:themeColor="text1"/>
-          <w:sz w:val="24"/>
-          <w:szCs w:val="26"/>
-        </w:rPr>
-        <w:t xml:space="preserve"> </w:t>
-      </w:r>
-      <w:r>
-        <w:rPr>
-          <w:rFonts w:ascii="Century Gothic" w:hAnsi="Century Gothic"/>
-          <w:b/>
-          <w:color w:val="000000" w:themeColor="text1"/>
-          <w:sz w:val="24"/>
-          <w:szCs w:val="26"/>
-        </w:rPr>
-        <w:t>${FULL_NAME}</w:t>
+        <w:t xml:space="preserve"> </w:t>
+      </w:r>
+      <w:proofErr w:type="gramStart"/>
+      <w:r>
+        <w:rPr>
+          <w:rFonts w:ascii="Century Gothic" w:hAnsi="Century Gothic"/>
+          <w:color w:val="000000" w:themeColor="text1"/>
+          <w:sz w:val="24"/>
+          <w:szCs w:val="26"/>
+        </w:rPr>
+        <w:t>that</w:t>
+      </w:r>
+      <w:r>
+        <w:rPr>
+          <w:rFonts w:ascii="Century Gothic" w:hAnsi="Century Gothic"/>
+          <w:color w:val="000000" w:themeColor="text1"/>
+          <w:sz w:val="24"/>
+          <w:szCs w:val="26"/>
+        </w:rPr>
+        <w:t xml:space="preserve"> </w:t>
+      </w:r>
+      <w:r>
+        <w:rPr>
+          <w:rFonts w:ascii="Century Gothic" w:hAnsi="Century Gothic"/>
+          <w:b/>
+          <w:color w:val="000000" w:themeColor="text1"/>
+          <w:sz w:val="24"/>
+          <w:szCs w:val="26"/>
+        </w:rPr>
+        <w:t xml:space="preserve"> </w:t>
+      </w:r>
+      <w:r>
+        <w:rPr>
+          <w:rFonts w:ascii="Century Gothic" w:hAnsi="Century Gothic"/>
+          <w:b/>
+          <w:color w:val="000000" w:themeColor="text1"/>
+          <w:sz w:val="24"/>
+          <w:szCs w:val="26"/>
+        </w:rPr>
+        <w:t>$</w:t>
+      </w:r>
+      <w:proofErr w:type="gramEnd"/>
+      <w:r>
+        <w:rPr>
+          <w:rFonts w:ascii="Century Gothic" w:hAnsi="Century Gothic"/>
+          <w:b/>
+          <w:color w:val="000000" w:themeColor="text1"/>
+          <w:sz w:val="24"/>
+          <w:szCs w:val="26"/>
+        </w:rPr>
+        <w:t>{FULL_NAME}</w:t>
       </w:r>
       <w:r>
         <w:rPr>
@@ -281,8 +302,19 @@
           <w:sz w:val="24"/>
           <w:szCs w:val="26"/>
         </w:rPr>
-        <w:t>the above named</w:t>
-      </w:r>
+        <w:t xml:space="preserve">the </w:t>
+      </w:r>
+      <w:proofErr w:type="gramStart"/>
+      <w:r>
+        <w:rPr>
+          <w:rFonts w:ascii="Century Gothic" w:hAnsi="Century Gothic"/>
+          <w:color w:val="000000" w:themeColor="text1"/>
+          <w:sz w:val="24"/>
+          <w:szCs w:val="26"/>
+        </w:rPr>
+        <w:t>above named</w:t>
+      </w:r>
+      <w:proofErr w:type="gramEnd"/>
       <w:r>
         <w:rPr>
           <w:rFonts w:ascii="Century Gothic" w:hAnsi="Century Gothic"/>
@@ -535,7 +567,43 @@
           <w:color w:val="000000" w:themeColor="text1"/>
           <w:szCs w:val="26"/>
         </w:rPr>
-        <w:t xml:space="preserve"> at Barangay Hulong Duhat, City of Malabon.</w:t>
+        <w:t xml:space="preserve"> at Barangay </w:t>
+      </w:r>
+      <w:proofErr w:type="spellStart"/>
+      <w:r>
+        <w:rPr>
+          <w:rFonts w:ascii="Century Gothic" w:hAnsi="Century Gothic"/>
+          <w:color w:val="000000" w:themeColor="text1"/>
+          <w:szCs w:val="26"/>
+        </w:rPr>
+        <w:t>Hulong</w:t>
+      </w:r>
+      <w:proofErr w:type="spellEnd"/>
+      <w:r>
+        <w:rPr>
+          <w:rFonts w:ascii="Century Gothic" w:hAnsi="Century Gothic"/>
+          <w:color w:val="000000" w:themeColor="text1"/>
+          <w:szCs w:val="26"/>
+        </w:rPr>
+        <w:t xml:space="preserve"> </w:t>
+      </w:r>
+      <w:proofErr w:type="spellStart"/>
+      <w:r>
+        <w:rPr>
+          <w:rFonts w:ascii="Century Gothic" w:hAnsi="Century Gothic"/>
+          <w:color w:val="000000" w:themeColor="text1"/>
+          <w:szCs w:val="26"/>
+        </w:rPr>
+        <w:t>Duhat</w:t>
+      </w:r>
+      <w:proofErr w:type="spellEnd"/>
+      <w:r>
+        <w:rPr>
+          <w:rFonts w:ascii="Century Gothic" w:hAnsi="Century Gothic"/>
+          <w:color w:val="000000" w:themeColor="text1"/>
+          <w:szCs w:val="26"/>
+        </w:rPr>
+        <w:t>, City of Malabon.</w:t>
       </w:r>
       <w:r>
         <w:rPr>
@@ -711,9 +779,12 @@
           <w:szCs w:val="26"/>
           <w:u w:val="single"/>
         </w:rPr>
-        <w:t>4</w:t>
-      </w:r>
-      <w:r>
+        <w:t>47529</w:t>
+      </w:r>
+    </w:p>
+    <w:p>
+      <w:pPr>
+        <w:spacing w:after="0" w:line="240" w:lineRule="auto"/>
         <w:rPr>
           <w:rFonts w:ascii="Century Gothic" w:hAnsi="Century Gothic"/>
           <w:iCs/>
@@ -722,52 +793,7 @@
           <w:szCs w:val="26"/>
           <w:u w:val="single"/>
         </w:rPr>
-        <w:t>7529</w:t>
-      </w:r>
-      <w:r>
-        <w:rPr>
-          <w:rFonts w:ascii="Century Gothic" w:hAnsi="Century Gothic"/>
-          <w:iCs/>
-          <w:color w:val="000000" w:themeColor="text1"/>
-          <w:sz w:val="14"/>
-          <w:szCs w:val="26"/>
-          <w:u w:val="single"/>
-        </w:rPr>
-        <w:t xml:space="preserve">                                                                                                                                                                                                                                                                                                                                                                                                                                                                                                                                                                                                                                                                                                                                                                                                                                                                                                                                                                                                                                                                                                                                                                                                                                                                                                                                                                                                                                                                                                                                                                                                                                                                                                                                                                                                                                                                                                                                                                                                                                                                                                                                                                                                                                                                                                                                                                                                                                                                                                                                                                                                                                                                                                                                                                                                                                                                                                                                                                                                                                                                                                                                                                                                                                                                                                                                                                                                                                                                                                                                                                                                                                                                                                                                                                                                                                                                                                                                                                                                                                                                                                                                                                                                                                                                                                                                                                                                                                                                                                                                                                                                                                                                                                                                                                                                                                                                                                                                                                                                                                                                                                                                                                                                                                                                                                                                                                                                                                                                                                                                                                                                                                                                                                                                                                                                                                                                                                                                                                                                                                                                                                                                                                                                                                                                                                                                                                                                                                                                                                                                                                                                                                                                                                                                                                                                                                                                                                                                                                                                                                                                                                                                                                                                                                                                                                                                                                                                                                                                                                                                                                                                                                                                                                                                                                                                                                                                                                                                                                                                                                                                                                                                                                                                                                                                                                                                                                                                                                                                                                                                                                                                                                                                                                                                                                                                                                                                                                                                                                                                                                                                                                                                                                                                                                                                                                                                                                                                                                                                                                                                                                                                                                                                                                                                                                                                                                                                                                                                                                                                                                                                                                                                                                                                                                                                                                                                                                                                                                                                                                                                                                                                                                                                                                                                                                                                                                                                                                                                                                                                                                                                                                                                                                                                                                                                                                                                                                                                                                                                                                                                                                                                                                                                                                                                                                                                                                                                                                                                                                                                                                                                                                                                                                                                                                                                                                                                                                                                                                                                                                                                                                                                                                                                                                                                                                                                                                                                                                                                                                                                                                                                                                                                     </w:t>
-      </w:r>
-      <w:r>
-        <w:rPr>
-          <w:rFonts w:ascii="Century Gothic" w:hAnsi="Century Gothic"/>
-          <w:iCs/>
-          <w:color w:val="000000" w:themeColor="text1"/>
-          <w:sz w:val="14"/>
-          <w:szCs w:val="26"/>
-          <w:u w:val="single"/>
-        </w:rPr>
-        <w:t xml:space="preserve"> </w:t>
-      </w:r>
-      <w:r>
-        <w:rPr>
-          <w:rFonts w:ascii="Century Gothic" w:hAnsi="Century Gothic"/>
-          <w:iCs/>
-          <w:color w:val="000000" w:themeColor="text1"/>
-          <w:sz w:val="14"/>
-          <w:szCs w:val="26"/>
-          <w:u w:val="single"/>
-        </w:rPr>
-        <w:t xml:space="preserve">                                                                                                                                                                                                                                                                                                                                                                                                                                                                                                                                                                                                                                                                                                                                                                                                                                                                                                                                                                                                                                                                                                                                                                                                                                                                                                                                                                                                                                                                                                                                                                                                                                                                                                                                                                                                                                                                                                                                                                                                                                                                                                                                                                                                                                                                                                                                                                                                                                                                                                                                                                                                                                                                                                                                                                                                                                                                                                                                                                                                                                                                                                                                                                                                                                                                                                                                                                                                                                                                                                                                                                                                                                                                                                                                                                                                                                                                                                                                                                                                                                                                                                                                                                                                                                                                                                                                                                                                                                                                                                                                                                                                                                                                                                                                                                                                                                                                                                                                                                                                                                                                                                                                                                                                                                                                                                                                                                                                                                                                                                                                                                                                                                                                                                                                                                                                                                                                                                                                                                                                                                                                                                                                                                                                                                                                                                                                                                                                                                                                                                                                                                                                                                                                                                                                                                                                                                                                                                                                                                                                                                                                                                                                                                                                                                                                                                                                                                                                                                                                                                                                                                                                                                                                                                                                                                                                                                                                                                                                                                                                                                                                                                                                                                                                                                                                                                                                                                                                                                                                                                                                                                                                                                                                                                                                                                                                                                                                                                                                                                                                                                                                                                                                                                                                                                                                                                                                                                                                                                                                                                                                                                                                                                                                                                                                                                                                                                                                                                                                                                                                                                                                                                                                                                                                                                                                                                                                                                                                                                                                                                                                                                                                                                                                                                                                                                                                                                                                                                                                                                                                                                                                                                                                                                                                                                                                                                                                                                                                                                                                                                                                                                                                                                                                                                                                                                                                                                                                                                                                                                                                                                                                                                                                                                                                                                                                                                                                                                                                                                                                                                                                                                                                                                                                                                                                                                                                                                                                                                                                                                                                                                                                                                                                                                                                                                                                                                                                                                                                                                                                                                                                                                                                                                                                                                                                                                                                                                                                                                                                                                                                                                                                                                                                                                                                                                                                                                                                                                                                                                                                                                                                                                                                                                                                                                                                                                                                                                                                                                                                                                                                                                                                                                                                                                                                                                                                                                                                                                                                                                                                                                                                                                                                                                                                                                                                                                                                                                                                                                                                                                                                                                                                                                                                                                                                                                                                                                                                                                                                                                                                                                                                                                                                                                                                                                                                                                                                                                                                                                                                                                                                                                                                                                                                                                                                                                                                                                                                                                                                                                                                                                                                                                                                                                                                                                                                                                                                                                                                                                                                                                                                                                                                                                                                                                                                                                                                                                                                                                                                                                                                                                                                                                                                                                                                                                                                                                                                                                                                                                                                                                                                                                                                                                                                                                                                                                                                                                                                                                                                                                                                                                                                                                                                                                                                                                                                                                                                                                                                                                                                                                                                                                                                                                                                                                                                                                                                                                                                                                                                                                                                                                                                                                                                                                                                                                                                                                                                                                                                                                                                                                                                                                                                                                                                                                                                                                                                                                                                                                                                                                                                                                                                                                                                                                                                                                                                                                                                                                                                                                                                                                                                                                                                                                                                                                                                                                                                                                                                                                                                                                                                                                                                                                                                                                                                                                                                                                                                                                                                                                                                                                                                                                                                                                                                                                                                                                                                                                                                                                                                                                                                                                                                                                            </w:t>
-      </w:r>
-      <w:r>
-        <w:rPr>
-          <w:rFonts w:ascii="Century Gothic" w:hAnsi="Century Gothic"/>
-          <w:iCs/>
-          <w:color w:val="000000" w:themeColor="text1"/>
-          <w:sz w:val="14"/>
-          <w:szCs w:val="26"/>
-          <w:u w:val="single"/>
-        </w:rPr>
-        <w:t xml:space="preserve">                                                                                                                                                                                                                                                                                                                                                                                                                                                                                                                                                                                                                                                                                                                                                                                                                                                                                                                                                                                                                                                                                                                                                                                                                                                                                                                                                                                                                                                                                                                                                                                                                                                                                                                                                                                                                                                                                                                                                                                                                                                                                                                                                                                                                                                 </w:t>
-      </w:r>
+      </w:pPr>
       <w:r>
         <w:rPr>
           <w:rFonts w:ascii="Century Gothic" w:hAnsi="Century Gothic" w:cs="Tahoma"/>
@@ -1103,6 +1129,7 @@
     <w:lsdException w:name="HTML Sample" w:semiHidden="1" w:unhideWhenUsed="1"/>
     <w:lsdException w:name="HTML Typewriter" w:semiHidden="1" w:unhideWhenUsed="1"/>
     <w:lsdException w:name="HTML Variable" w:semiHidden="1" w:unhideWhenUsed="1"/>
+    <w:lsdException w:name="Normal Table" w:semiHidden="1" w:unhideWhenUsed="1"/>
     <w:lsdException w:name="annotation subject" w:semiHidden="1" w:unhideWhenUsed="1"/>
     <w:lsdException w:name="No List" w:semiHidden="1" w:unhideWhenUsed="1"/>
     <w:lsdException w:name="Outline List 1" w:semiHidden="1" w:unhideWhenUsed="1"/>
@@ -1145,8 +1172,11 @@
     <w:lsdException w:name="Table Contemporary" w:semiHidden="1" w:unhideWhenUsed="1"/>
     <w:lsdException w:name="Table Elegant" w:semiHidden="1" w:unhideWhenUsed="1"/>
     <w:lsdException w:name="Table Professional" w:semiHidden="1" w:unhideWhenUsed="1"/>
+    <w:lsdException w:name="Table Subtle 1" w:semiHidden="1" w:unhideWhenUsed="1"/>
     <w:lsdException w:name="Table Subtle 2" w:semiHidden="1" w:unhideWhenUsed="1"/>
     <w:lsdException w:name="Table Web 1" w:semiHidden="1" w:unhideWhenUsed="1"/>
+    <w:lsdException w:name="Table Web 2" w:semiHidden="1" w:unhideWhenUsed="1"/>
+    <w:lsdException w:name="Table Web 3" w:semiHidden="1" w:unhideWhenUsed="1"/>
     <w:lsdException w:name="Balloon Text" w:semiHidden="1" w:unhideWhenUsed="1"/>
     <w:lsdException w:name="Table Grid" w:uiPriority="59"/>
     <w:lsdException w:name="Table Theme" w:semiHidden="1" w:unhideWhenUsed="1"/>
